--- a/ky/wisdom-stories/think-before-speaking.docx
+++ b/ky/wisdom-stories/think-before-speaking.docx
@@ -13,7 +13,7 @@
     </w:p>
     <w:p>
       <w:r>
-        <w:t>Сүйлөөрдөн мурун ойлон: сөзүң бирөөнүн көңүлүн жубатабы, кыйынчылыктан чыгууга жардам береби, түшүнүксүз нерсени ачыктайбы?</w:t>
+        <w:t>Сүйлөрдөн мурун ойлон: сөзүң бирөөнүн көңүлүн жубатабы, кыйынчылыктан чыгууга жардам береби, түшүнүксүз нерсени ачыктайбы?</w:t>
       </w:r>
     </w:p>
     <w:p>
